--- a/03_Outputs/final scripts/en/Module 1/1.1.1-en.docx
+++ b/03_Outputs/final scripts/en/Module 1/1.1.1-en.docx
@@ -40,7 +40,7 @@
         <w:t>your first lesson of the Sustainable Energy Academy.</w:t>
       </w:r>
     </w:p>
-    <w:p xmlns:wp14="http://schemas.microsoft.com/office/word/2010/wordml" wp14:paraId="21D92CA3" wp14:textId="3120EDF3">
+    <w:p xmlns:wp14="http://schemas.microsoft.com/office/word/2010/wordml" wp14:paraId="21D92CA3" wp14:textId="536687D8">
       <w:pPr>
         <w:spacing w:before="240" w:beforeAutospacing="off" w:after="240" w:afterAutospacing="off"/>
         <w:rPr>
@@ -69,30 +69,80 @@
           <w:szCs w:val="24"/>
           <w:lang w:val="en-US"/>
         </w:rPr>
-        <w:t xml:space="preserve">nergy is both a driver of progress and a growing threat to the planet. It powers hospitals, schools, and economies — yet the way we produce and consume it, </w:t>
-      </w:r>
-      <w:r>
-        <w:rPr>
-          <w:rFonts w:ascii="Aptos" w:hAnsi="Aptos" w:eastAsia="Aptos" w:cs="Aptos"/>
-          <w:noProof w:val="0"/>
-          <w:sz w:val="24"/>
-          <w:szCs w:val="24"/>
-          <w:lang w:val="en-US"/>
-        </w:rPr>
-        <w:t>mainly through</w:t>
-      </w:r>
-      <w:r>
-        <w:rPr>
-          <w:rFonts w:ascii="Aptos" w:hAnsi="Aptos" w:eastAsia="Aptos" w:cs="Aptos"/>
-          <w:noProof w:val="0"/>
-          <w:sz w:val="24"/>
-          <w:szCs w:val="24"/>
-          <w:lang w:val="en-US"/>
-        </w:rPr>
-        <w:t xml:space="preserve"> fossil fuels, is fueling the climate crisis.</w:t>
+        <w:t>nergy is both a driver of progress and a growing threat to the planet. It powers hospitals, schools, and economies — yet the way we</w:t>
+      </w:r>
+      <w:r>
+        <w:rPr>
+          <w:rFonts w:ascii="Aptos" w:hAnsi="Aptos" w:eastAsia="Aptos" w:cs="Aptos"/>
+          <w:noProof w:val="0"/>
+          <w:sz w:val="24"/>
+          <w:szCs w:val="24"/>
+          <w:lang w:val="en-US"/>
+        </w:rPr>
+        <w:t xml:space="preserve"> historically</w:t>
+      </w:r>
+      <w:r>
+        <w:rPr>
+          <w:rFonts w:ascii="Aptos" w:hAnsi="Aptos" w:eastAsia="Aptos" w:cs="Aptos"/>
+          <w:noProof w:val="0"/>
+          <w:sz w:val="24"/>
+          <w:szCs w:val="24"/>
+          <w:lang w:val="en-US"/>
+        </w:rPr>
+        <w:t xml:space="preserve"> produce and consume </w:t>
+      </w:r>
+      <w:r>
+        <w:rPr>
+          <w:rFonts w:ascii="Aptos" w:hAnsi="Aptos" w:eastAsia="Aptos" w:cs="Aptos"/>
+          <w:noProof w:val="0"/>
+          <w:sz w:val="24"/>
+          <w:szCs w:val="24"/>
+          <w:lang w:val="en-US"/>
+        </w:rPr>
+        <w:t>energy has been a primary</w:t>
+      </w:r>
+      <w:r>
+        <w:rPr>
+          <w:rFonts w:ascii="Aptos" w:hAnsi="Aptos" w:eastAsia="Aptos" w:cs="Aptos"/>
+          <w:noProof w:val="0"/>
+          <w:sz w:val="24"/>
+          <w:szCs w:val="24"/>
+          <w:lang w:val="en-US"/>
+        </w:rPr>
+        <w:t xml:space="preserve"> </w:t>
+      </w:r>
+      <w:r>
+        <w:rPr>
+          <w:rFonts w:ascii="Aptos" w:hAnsi="Aptos" w:eastAsia="Aptos" w:cs="Aptos"/>
+          <w:noProof w:val="0"/>
+          <w:sz w:val="24"/>
+          <w:szCs w:val="24"/>
+          <w:lang w:val="en-US"/>
+        </w:rPr>
+        <w:t>fuel</w:t>
+      </w:r>
+      <w:r>
+        <w:rPr>
+          <w:rFonts w:ascii="Aptos" w:hAnsi="Aptos" w:eastAsia="Aptos" w:cs="Aptos"/>
+          <w:noProof w:val="0"/>
+          <w:sz w:val="24"/>
+          <w:szCs w:val="24"/>
+          <w:lang w:val="en-US"/>
+        </w:rPr>
+        <w:t xml:space="preserve"> for t</w:t>
+      </w:r>
+      <w:r>
+        <w:rPr>
+          <w:rFonts w:ascii="Aptos" w:hAnsi="Aptos" w:eastAsia="Aptos" w:cs="Aptos"/>
+          <w:noProof w:val="0"/>
+          <w:sz w:val="24"/>
+          <w:szCs w:val="24"/>
+          <w:lang w:val="en-US"/>
+        </w:rPr>
+        <w:t>he climate crisis.</w:t>
       </w:r>
     </w:p>
-    <w:p xmlns:wp14="http://schemas.microsoft.com/office/word/2010/wordml" wp14:paraId="796ECBDE" wp14:textId="2F94E394">
+    <w:p xmlns:wp14="http://schemas.microsoft.com/office/word/2010/wordml" wp14:paraId="560345A3" wp14:textId="258BD351">
       <w:pPr>
         <w:spacing w:before="240" w:beforeAutospacing="off" w:after="240" w:afterAutospacing="off"/>
       </w:pPr>
@@ -104,76 +154,50 @@
           <w:szCs w:val="24"/>
           <w:lang w:val="en-US"/>
         </w:rPr>
-        <w:t xml:space="preserve">As of </w:t>
-      </w:r>
-      <w:r>
-        <w:rPr>
-          <w:rFonts w:ascii="Aptos" w:hAnsi="Aptos" w:eastAsia="Aptos" w:cs="Aptos"/>
-          <w:b w:val="1"/>
-          <w:bCs w:val="1"/>
-          <w:noProof w:val="0"/>
-          <w:sz w:val="24"/>
-          <w:szCs w:val="24"/>
-          <w:lang w:val="en-US"/>
-        </w:rPr>
-        <w:t>2023</w:t>
-      </w:r>
-      <w:r>
-        <w:rPr>
-          <w:rFonts w:ascii="Aptos" w:hAnsi="Aptos" w:eastAsia="Aptos" w:cs="Aptos"/>
-          <w:noProof w:val="0"/>
-          <w:sz w:val="24"/>
-          <w:szCs w:val="24"/>
-          <w:lang w:val="en-US"/>
-        </w:rPr>
-        <w:t xml:space="preserve">, about </w:t>
-      </w:r>
-      <w:r>
-        <w:rPr>
-          <w:rFonts w:ascii="Aptos" w:hAnsi="Aptos" w:eastAsia="Aptos" w:cs="Aptos"/>
-          <w:b w:val="1"/>
-          <w:bCs w:val="1"/>
-          <w:noProof w:val="0"/>
-          <w:sz w:val="24"/>
-          <w:szCs w:val="24"/>
-          <w:lang w:val="en-US"/>
-        </w:rPr>
-        <w:t>666 million people</w:t>
-      </w:r>
-      <w:r>
-        <w:rPr>
-          <w:rFonts w:ascii="Aptos" w:hAnsi="Aptos" w:eastAsia="Aptos" w:cs="Aptos"/>
-          <w:noProof w:val="0"/>
-          <w:sz w:val="24"/>
-          <w:szCs w:val="24"/>
-          <w:lang w:val="en-US"/>
-        </w:rPr>
-        <w:t xml:space="preserve"> worldwide still live without electricity. In the same year, around </w:t>
-      </w:r>
-      <w:r>
-        <w:rPr>
-          <w:rFonts w:ascii="Aptos" w:hAnsi="Aptos" w:eastAsia="Aptos" w:cs="Aptos"/>
-          <w:b w:val="1"/>
-          <w:bCs w:val="1"/>
-          <w:noProof w:val="0"/>
-          <w:sz w:val="24"/>
-          <w:szCs w:val="24"/>
-          <w:lang w:val="en-US"/>
-        </w:rPr>
-        <w:t>2.1 billion people</w:t>
-      </w:r>
-      <w:r>
-        <w:rPr>
-          <w:rFonts w:ascii="Aptos" w:hAnsi="Aptos" w:eastAsia="Aptos" w:cs="Aptos"/>
-          <w:noProof w:val="0"/>
-          <w:sz w:val="24"/>
-          <w:szCs w:val="24"/>
-          <w:lang w:val="en-US"/>
-        </w:rPr>
-        <w:t xml:space="preserve"> lacked access to clean cooking solutions.</w:t>
+        <w:t xml:space="preserve">Although renewables are expanding rapidly, fossil fuel consumption </w:t>
+      </w:r>
+      <w:r>
+        <w:rPr>
+          <w:rFonts w:ascii="Aptos" w:hAnsi="Aptos" w:eastAsia="Aptos" w:cs="Aptos"/>
+          <w:noProof w:val="0"/>
+          <w:sz w:val="24"/>
+          <w:szCs w:val="24"/>
+          <w:lang w:val="en-US"/>
+        </w:rPr>
+        <w:t xml:space="preserve">also </w:t>
+      </w:r>
+      <w:r>
+        <w:rPr>
+          <w:rFonts w:ascii="Aptos" w:hAnsi="Aptos" w:eastAsia="Aptos" w:cs="Aptos"/>
+          <w:noProof w:val="0"/>
+          <w:sz w:val="24"/>
+          <w:szCs w:val="24"/>
+          <w:lang w:val="en-US"/>
+        </w:rPr>
+        <w:t>continues to rise.</w:t>
+      </w:r>
+      <w:r>
+        <w:rPr>
+          <w:rFonts w:ascii="Aptos" w:hAnsi="Aptos" w:eastAsia="Aptos" w:cs="Aptos"/>
+          <w:noProof w:val="0"/>
+          <w:sz w:val="24"/>
+          <w:szCs w:val="24"/>
+          <w:lang w:val="en-US"/>
+        </w:rPr>
+        <w:t xml:space="preserve"> </w:t>
+      </w:r>
+      <w:r>
+        <w:rPr>
+          <w:rFonts w:ascii="Aptos" w:hAnsi="Aptos" w:eastAsia="Aptos" w:cs="Aptos"/>
+          <w:noProof w:val="0"/>
+          <w:sz w:val="24"/>
+          <w:szCs w:val="24"/>
+          <w:lang w:val="en-US"/>
+        </w:rPr>
+        <w:t>This is the paradox: how can we expand energy access to lift billions out of poverty — without undermining the very systems that sustain life on Earth?</w:t>
       </w:r>
     </w:p>
-    <w:p xmlns:wp14="http://schemas.microsoft.com/office/word/2010/wordml" wp14:paraId="1F2D85B9" wp14:textId="77791514">
+    <w:p xmlns:wp14="http://schemas.microsoft.com/office/word/2010/wordml" wp14:paraId="58C57922" wp14:textId="78D4A1F4">
       <w:pPr>
         <w:spacing w:before="240" w:beforeAutospacing="off" w:after="240" w:afterAutospacing="off"/>
       </w:pPr>
@@ -185,52 +209,67 @@
           <w:szCs w:val="24"/>
           <w:lang w:val="en-US"/>
         </w:rPr>
-        <w:t>Meanwhile, fossil fuels remain the dominant source of global energy. Although renewables are expanding rapidly, fossil fuel consumption continues to rise.</w:t>
-      </w:r>
-    </w:p>
-    <w:p xmlns:wp14="http://schemas.microsoft.com/office/word/2010/wordml" wp14:paraId="560345A3" wp14:textId="464A7DA0">
-      <w:pPr>
-        <w:spacing w:before="240" w:beforeAutospacing="off" w:after="240" w:afterAutospacing="off"/>
-      </w:pPr>
-      <w:r>
-        <w:rPr>
-          <w:rFonts w:ascii="Aptos" w:hAnsi="Aptos" w:eastAsia="Aptos" w:cs="Aptos"/>
-          <w:noProof w:val="0"/>
-          <w:sz w:val="24"/>
-          <w:szCs w:val="24"/>
-          <w:lang w:val="en-US"/>
-        </w:rPr>
-        <w:t>This is the paradox: how can we expand energy access to lift billions out of poverty — without undermining the very systems that sustain life on Earth?</w:t>
-      </w:r>
-    </w:p>
-    <w:p xmlns:wp14="http://schemas.microsoft.com/office/word/2010/wordml" wp14:paraId="25911240" wp14:textId="2C359000">
-      <w:pPr>
-        <w:spacing w:before="240" w:beforeAutospacing="off" w:after="240" w:afterAutospacing="off"/>
-      </w:pPr>
-      <w:r>
-        <w:rPr>
-          <w:rFonts w:ascii="Aptos" w:hAnsi="Aptos" w:eastAsia="Aptos" w:cs="Aptos"/>
-          <w:noProof w:val="0"/>
-          <w:sz w:val="24"/>
-          <w:szCs w:val="24"/>
-          <w:lang w:val="en-US"/>
-        </w:rPr>
-        <w:t>In this lesson, we’ll explore these contradictions and ask the tough questions: Why does the Global South, rich in renewable resources, receive so little clean energy investment? Can we balance climate action with development rights?</w:t>
-      </w:r>
-    </w:p>
-    <w:p xmlns:wp14="http://schemas.microsoft.com/office/word/2010/wordml" wp14:paraId="58C57922" wp14:textId="5A56141C">
-      <w:pPr>
-        <w:spacing w:before="240" w:beforeAutospacing="off" w:after="240" w:afterAutospacing="off"/>
-      </w:pPr>
-      <w:r>
-        <w:rPr>
-          <w:rFonts w:ascii="Aptos" w:hAnsi="Aptos" w:eastAsia="Aptos" w:cs="Aptos"/>
-          <w:noProof w:val="0"/>
-          <w:sz w:val="24"/>
-          <w:szCs w:val="24"/>
-          <w:lang w:val="en-US"/>
-        </w:rPr>
-        <w:t xml:space="preserve">The transition is underway. By </w:t>
+        <w:t xml:space="preserve">In this lesson, </w:t>
+      </w:r>
+      <w:r>
+        <w:rPr>
+          <w:rFonts w:ascii="Aptos" w:hAnsi="Aptos" w:eastAsia="Aptos" w:cs="Aptos"/>
+          <w:noProof w:val="0"/>
+          <w:sz w:val="24"/>
+          <w:szCs w:val="24"/>
+          <w:lang w:val="en-US"/>
+        </w:rPr>
+        <w:t>we’ll</w:t>
+      </w:r>
+      <w:r>
+        <w:rPr>
+          <w:rFonts w:ascii="Aptos" w:hAnsi="Aptos" w:eastAsia="Aptos" w:cs="Aptos"/>
+          <w:noProof w:val="0"/>
+          <w:sz w:val="24"/>
+          <w:szCs w:val="24"/>
+          <w:lang w:val="en-US"/>
+        </w:rPr>
+        <w:t xml:space="preserve"> explore these contradictions</w:t>
+      </w:r>
+      <w:r>
+        <w:rPr>
+          <w:rFonts w:ascii="Aptos" w:hAnsi="Aptos" w:eastAsia="Aptos" w:cs="Aptos"/>
+          <w:noProof w:val="0"/>
+          <w:sz w:val="24"/>
+          <w:szCs w:val="24"/>
+          <w:lang w:val="en-US"/>
+        </w:rPr>
+        <w:t xml:space="preserve"> and begin to </w:t>
+      </w:r>
+      <w:r>
+        <w:rPr>
+          <w:rFonts w:ascii="Aptos" w:hAnsi="Aptos" w:eastAsia="Aptos" w:cs="Aptos"/>
+          <w:noProof w:val="0"/>
+          <w:sz w:val="24"/>
+          <w:szCs w:val="24"/>
+          <w:lang w:val="en-US"/>
+        </w:rPr>
+        <w:t>identify</w:t>
+      </w:r>
+      <w:r>
+        <w:rPr>
+          <w:rFonts w:ascii="Aptos" w:hAnsi="Aptos" w:eastAsia="Aptos" w:cs="Aptos"/>
+          <w:noProof w:val="0"/>
+          <w:sz w:val="24"/>
+          <w:szCs w:val="24"/>
+          <w:lang w:val="en-US"/>
+        </w:rPr>
+        <w:t xml:space="preserve"> opportunities to accelerate t</w:t>
+      </w:r>
+      <w:r>
+        <w:rPr>
+          <w:rFonts w:ascii="Aptos" w:hAnsi="Aptos" w:eastAsia="Aptos" w:cs="Aptos"/>
+          <w:noProof w:val="0"/>
+          <w:sz w:val="24"/>
+          <w:szCs w:val="24"/>
+          <w:lang w:val="en-US"/>
+        </w:rPr>
+        <w:t xml:space="preserve">he transition underway. By </w:t>
       </w:r>
       <w:r>
         <w:rPr>
@@ -1460,8 +1499,8 @@
 </file>
 
 <file path=customXml/item1.xml><?xml version="1.0" encoding="utf-8"?>
-<ct:contentTypeSchema xmlns:ct="http://schemas.microsoft.com/office/2006/metadata/contentType" xmlns:ma="http://schemas.microsoft.com/office/2006/metadata/properties/metaAttributes" ct:_="" ma:_="" ma:contentTypeName="Document" ma:contentTypeID="0x01010098970033F315F542A2D9640B7CC02236" ma:contentTypeVersion="16" ma:contentTypeDescription="Create a new document." ma:contentTypeScope="" ma:versionID="94449e8ff35cec47b43afd2e381d9e90">
-  <xsd:schema xmlns:xsd="http://www.w3.org/2001/XMLSchema" xmlns:xs="http://www.w3.org/2001/XMLSchema" xmlns:p="http://schemas.microsoft.com/office/2006/metadata/properties" xmlns:ns2="b0bf4113-6f4a-4f3e-b5bb-503c4d9102e3" xmlns:ns3="c8670835-afc4-4376-8ae0-1ffed5b27e6b" targetNamespace="http://schemas.microsoft.com/office/2006/metadata/properties" ma:root="true" ma:fieldsID="f7f21ad7dc1dad656b5a5a7699096a32" ns2:_="" ns3:_="">
+<ct:contentTypeSchema xmlns:ct="http://schemas.microsoft.com/office/2006/metadata/contentType" xmlns:ma="http://schemas.microsoft.com/office/2006/metadata/properties/metaAttributes" ct:_="" ma:_="" ma:contentTypeName="Document" ma:contentTypeID="0x01010098970033F315F542A2D9640B7CC02236" ma:contentTypeVersion="16" ma:contentTypeDescription="Create a new document." ma:contentTypeScope="" ma:versionID="53c703163abf5028ca1572cdbbdfb0d9">
+  <xsd:schema xmlns:xsd="http://www.w3.org/2001/XMLSchema" xmlns:xs="http://www.w3.org/2001/XMLSchema" xmlns:p="http://schemas.microsoft.com/office/2006/metadata/properties" xmlns:ns2="b0bf4113-6f4a-4f3e-b5bb-503c4d9102e3" xmlns:ns3="c8670835-afc4-4376-8ae0-1ffed5b27e6b" targetNamespace="http://schemas.microsoft.com/office/2006/metadata/properties" ma:root="true" ma:fieldsID="91aa92df09b3f9a6477c84a51e3c9412" ns2:_="" ns3:_="">
     <xsd:import namespace="b0bf4113-6f4a-4f3e-b5bb-503c4d9102e3"/>
     <xsd:import namespace="c8670835-afc4-4376-8ae0-1ffed5b27e6b"/>
     <xsd:element name="properties">
@@ -1721,7 +1760,7 @@
 </file>
 
 <file path=customXml/itemProps1.xml><?xml version="1.0" encoding="utf-8"?>
-<ds:datastoreItem xmlns:ds="http://schemas.openxmlformats.org/officeDocument/2006/customXml" ds:itemID="{9C2FA87A-3178-417C-BC89-29E6F81D152A}"/>
+<ds:datastoreItem xmlns:ds="http://schemas.openxmlformats.org/officeDocument/2006/customXml" ds:itemID="{1E2E87FC-C559-498F-A2FB-E561B7ECC918}"/>
 </file>
 
 <file path=customXml/itemProps2.xml><?xml version="1.0" encoding="utf-8"?>
